--- a/fixtures/notes-carried-note-defers-citations.docx
+++ b/fixtures/notes-carried-note-defers-citations.docx
@@ -1128,6 +1128,16 @@
         <w:t xml:space="preserve">DeferredNoteB001 Spruce note line.</w:t>
       </w:r>
     </w:p>
+    <w:p>
+      <w:pPr>
+        <w:widowControl w:val="0"/>
+        <w:spacing w:before="0" w:after="0" w:line="360" w:lineRule="exact"/>
+      </w:pPr>
+      <w:r>
+        <w:rPr/>
+        <w:t xml:space="preserve">DeferredNoteB002 Spruce note line.</w:t>
+      </w:r>
+    </w:p>
   </w:footnote>
   <w:footnote w:id="3">
     <w:p>
@@ -1148,6 +1158,16 @@
       <w:r>
         <w:rPr/>
         <w:t xml:space="preserve">DeferredNoteC001 Spruce note line.</w:t>
+      </w:r>
+    </w:p>
+    <w:p>
+      <w:pPr>
+        <w:widowControl w:val="0"/>
+        <w:spacing w:before="0" w:after="0" w:line="360" w:lineRule="exact"/>
+      </w:pPr>
+      <w:r>
+        <w:rPr/>
+        <w:t xml:space="preserve">DeferredNoteC002 Spruce note line.</w:t>
       </w:r>
     </w:p>
   </w:footnote>
